--- a/Resume.docx
+++ b/Resume.docx
@@ -1342,6 +1342,40 @@
         </w:rPr>
         <w:t>.</w:t>
       </w:r>
+      <w:r>
+        <w:rPr>
+          <w:rFonts w:asciiTheme="majorHAnsi" w:hAnsiTheme="majorHAnsi"/>
+        </w:rPr>
+        <w:t xml:space="preserve"> Familiar with </w:t>
+      </w:r>
+      <w:r>
+        <w:rPr>
+          <w:rFonts w:asciiTheme="majorHAnsi" w:hAnsiTheme="majorHAnsi"/>
+          <w:b/>
+          <w:bCs/>
+        </w:rPr>
+        <w:t>Graphify</w:t>
+      </w:r>
+      <w:r>
+        <w:rPr>
+          <w:rFonts w:asciiTheme="majorHAnsi" w:hAnsiTheme="majorHAnsi"/>
+        </w:rPr>
+        <w:t xml:space="preserve"> and </w:t>
+      </w:r>
+      <w:r>
+        <w:rPr>
+          <w:rFonts w:asciiTheme="majorHAnsi" w:hAnsiTheme="majorHAnsi"/>
+          <w:b/>
+          <w:bCs/>
+        </w:rPr>
+        <w:t>llama.cpp</w:t>
+      </w:r>
+      <w:r>
+        <w:rPr>
+          <w:rFonts w:asciiTheme="majorHAnsi" w:hAnsiTheme="majorHAnsi"/>
+        </w:rPr>
+        <w:t>.</w:t>
+      </w:r>
     </w:p>
     <w:p>
       <w:pPr>
@@ -1458,7 +1492,7 @@
           <w:b/>
           <w:bCs/>
         </w:rPr>
-        <w:t>Orbit</w:t>
+        <w:t>Notion</w:t>
       </w:r>
       <w:r>
         <w:rPr>

--- a/Resume.docx
+++ b/Resume.docx
@@ -135,7 +135,7 @@
             <w:rStyle w:val="Hyperlink"/>
             <w:rFonts w:asciiTheme="majorHAnsi" w:hAnsiTheme="majorHAnsi"/>
           </w:rPr>
-          <w:t>samuel.meszaros01@gmail.com</w:t>
+          <w:t>meszaros.samuel.official@gmail.com</w:t>
         </w:r>
       </w:hyperlink>
     </w:p>
@@ -1342,40 +1342,6 @@
         </w:rPr>
         <w:t>.</w:t>
       </w:r>
-      <w:r>
-        <w:rPr>
-          <w:rFonts w:asciiTheme="majorHAnsi" w:hAnsiTheme="majorHAnsi"/>
-        </w:rPr>
-        <w:t xml:space="preserve"> Familiar with </w:t>
-      </w:r>
-      <w:r>
-        <w:rPr>
-          <w:rFonts w:asciiTheme="majorHAnsi" w:hAnsiTheme="majorHAnsi"/>
-          <w:b/>
-          <w:bCs/>
-        </w:rPr>
-        <w:t>Graphify</w:t>
-      </w:r>
-      <w:r>
-        <w:rPr>
-          <w:rFonts w:asciiTheme="majorHAnsi" w:hAnsiTheme="majorHAnsi"/>
-        </w:rPr>
-        <w:t xml:space="preserve"> and </w:t>
-      </w:r>
-      <w:r>
-        <w:rPr>
-          <w:rFonts w:asciiTheme="majorHAnsi" w:hAnsiTheme="majorHAnsi"/>
-          <w:b/>
-          <w:bCs/>
-        </w:rPr>
-        <w:t>llama.cpp</w:t>
-      </w:r>
-      <w:r>
-        <w:rPr>
-          <w:rFonts w:asciiTheme="majorHAnsi" w:hAnsiTheme="majorHAnsi"/>
-        </w:rPr>
-        <w:t>.</w:t>
-      </w:r>
     </w:p>
     <w:p>
       <w:pPr>
@@ -1484,7 +1450,7 @@
         <w:rPr>
           <w:rFonts w:asciiTheme="majorHAnsi" w:hAnsiTheme="majorHAnsi"/>
         </w:rPr>
-        <w:t xml:space="preserve">, and </w:t>
+        <w:t>, and</w:t>
       </w:r>
       <w:r>
         <w:rPr>
@@ -1492,7 +1458,7 @@
           <w:b/>
           <w:bCs/>
         </w:rPr>
-        <w:t>Notion</w:t>
+        <w:t xml:space="preserve"> Notion</w:t>
       </w:r>
       <w:r>
         <w:rPr>
@@ -1721,7 +1687,7 @@
         <w:rPr>
           <w:rFonts w:asciiTheme="majorHAnsi" w:hAnsiTheme="majorHAnsi"/>
         </w:rPr>
-        <w:t>: Java SE 11 Developer</w:t>
+        <w:t>: Java Developer</w:t>
       </w:r>
     </w:p>
     <w:sectPr>
